--- a/documents/kit-formulaires-conventions-tvf/15-courriers-prets-a-envoyer/tvf-cour-01-courriers-types-demandes.docx
+++ b/documents/kit-formulaires-conventions-tvf/15-courriers-prets-a-envoyer/tvf-cour-01-courriers-types-demandes.docx
@@ -375,7 +375,7 @@
                 <w:color w:val="1E272E"/>
                 <w:sz w:val="19"/>
               </w:rPr>
-              <w:t>contact@territoiresvivantsfrance.fr - 06 22 03 93 24</w:t>
+              <w:t>contact@territoiresvivantsfrance.fr - 04 65 81 54 69</w:t>
             </w:r>
           </w:p>
         </w:tc>
@@ -842,7 +842,7 @@
           <w:b w:val="0"/>
           <w:i w:val="0"/>
         </w:rPr>
-        <w:t>Nous restons disponibles aux coordonnees suivantes : contact@territoiresvivantsfrance.fr - 06 22 03 93 24.</w:t>
+        <w:t>Nous restons disponibles aux coordonnees suivantes : contact@territoiresvivantsfrance.fr - 04 65 81 54 69.</w:t>
       </w:r>
     </w:p>
     <w:p>
@@ -1205,7 +1205,7 @@
           <w:b w:val="0"/>
           <w:i w:val="0"/>
         </w:rPr>
-        <w:t>Nous restons disponibles aux coordonnees suivantes : contact@territoiresvivantsfrance.fr - 06 22 03 93 24.</w:t>
+        <w:t>Nous restons disponibles aux coordonnees suivantes : contact@territoiresvivantsfrance.fr - 04 65 81 54 69.</w:t>
       </w:r>
     </w:p>
     <w:p>
@@ -1568,7 +1568,7 @@
           <w:b w:val="0"/>
           <w:i w:val="0"/>
         </w:rPr>
-        <w:t>Nous restons disponibles aux coordonnees suivantes : contact@territoiresvivantsfrance.fr - 06 22 03 93 24.</w:t>
+        <w:t>Nous restons disponibles aux coordonnees suivantes : contact@territoiresvivantsfrance.fr - 04 65 81 54 69.</w:t>
       </w:r>
     </w:p>
     <w:p>
@@ -1931,7 +1931,7 @@
           <w:b w:val="0"/>
           <w:i w:val="0"/>
         </w:rPr>
-        <w:t>Nous restons disponibles aux coordonnees suivantes : contact@territoiresvivantsfrance.fr - 06 22 03 93 24.</w:t>
+        <w:t>Nous restons disponibles aux coordonnees suivantes : contact@territoiresvivantsfrance.fr - 04 65 81 54 69.</w:t>
       </w:r>
     </w:p>
     <w:p>
@@ -2294,7 +2294,7 @@
           <w:b w:val="0"/>
           <w:i w:val="0"/>
         </w:rPr>
-        <w:t>Nous restons disponibles aux coordonnees suivantes : contact@territoiresvivantsfrance.fr - 06 22 03 93 24.</w:t>
+        <w:t>Nous restons disponibles aux coordonnees suivantes : contact@territoiresvivantsfrance.fr - 04 65 81 54 69.</w:t>
       </w:r>
     </w:p>
     <w:p>
@@ -2657,7 +2657,7 @@
           <w:b w:val="0"/>
           <w:i w:val="0"/>
         </w:rPr>
-        <w:t>Nous restons disponibles aux coordonnees suivantes : contact@territoiresvivantsfrance.fr - 06 22 03 93 24.</w:t>
+        <w:t>Nous restons disponibles aux coordonnees suivantes : contact@territoiresvivantsfrance.fr - 04 65 81 54 69.</w:t>
       </w:r>
     </w:p>
     <w:p>
@@ -3020,7 +3020,7 @@
           <w:b w:val="0"/>
           <w:i w:val="0"/>
         </w:rPr>
-        <w:t>Nous restons disponibles aux coordonnees suivantes : contact@territoiresvivantsfrance.fr - 06 22 03 93 24.</w:t>
+        <w:t>Nous restons disponibles aux coordonnees suivantes : contact@territoiresvivantsfrance.fr - 04 65 81 54 69.</w:t>
       </w:r>
     </w:p>
     <w:p>
@@ -3383,7 +3383,7 @@
           <w:b w:val="0"/>
           <w:i w:val="0"/>
         </w:rPr>
-        <w:t>Nous restons disponibles aux coordonnees suivantes : contact@territoiresvivantsfrance.fr - 06 22 03 93 24.</w:t>
+        <w:t>Nous restons disponibles aux coordonnees suivantes : contact@territoiresvivantsfrance.fr - 04 65 81 54 69.</w:t>
       </w:r>
     </w:p>
     <w:p>
